--- a/Coding 2 - year/Unit 7 - Capstone Project/Daily Lesson Plans/Word/Day 16.docx
+++ b/Coding 2 - year/Unit 7 - Capstone Project/Daily Lesson Plans/Word/Day 16.docx
@@ -50,12 +50,15 @@
               </w:rPr>
               <w:t xml:space="preserve">Coding II — Full Year</w:t>
             </w:r>
-          </w:p>
-          <w:p>
-            <w:pPr>
-              <w:spacing w:before="40"/>
-              <w:jc w:val="center"/>
-            </w:pPr>
+            <w:r>
+              <w:rPr>
+                <w:rFonts w:ascii="Arial" w:cs="Arial" w:eastAsia="Arial" w:hAnsi="Arial"/>
+                <w:sz w:val="16"/>
+                <w:szCs w:val="16"/>
+              </w:rPr>
+              <w:br/>
+              <w:t xml:space="preserve"/>
+            </w:r>
             <w:r>
               <w:rPr>
                 <w:rFonts w:ascii="Arial" w:cs="Arial" w:eastAsia="Arial" w:hAnsi="Arial"/>
@@ -83,7 +86,7 @@
           <w:rFonts w:ascii="Arial" w:cs="Arial" w:eastAsia="Arial" w:hAnsi="Arial"/>
           <w:b/>
           <w:bCs/>
-          <w:color w:val="0D3B1F"/>
+          <w:color w:val="1B7A4A"/>
           <w:sz w:val="32"/>
           <w:szCs w:val="32"/>
         </w:rPr>
@@ -200,9 +203,9 @@
               <w:right w:val="single" w:color="CCCCCC" w:sz="1"/>
             </w:tcBorders>
             <w:tcMar>
-              <w:top w:type="dxa" w:w="60"/>
+              <w:top w:type="dxa" w:w="80"/>
               <w:left w:type="dxa" w:w="120"/>
-              <w:bottom w:type="dxa" w:w="60"/>
+              <w:bottom w:type="dxa" w:w="80"/>
               <w:right w:type="dxa" w:w="120"/>
             </w:tcMar>
           </w:tcPr>
@@ -229,20 +232,147 @@
               <w:right w:val="single" w:color="CCCCCC" w:sz="1"/>
             </w:tcBorders>
             <w:tcMar>
-              <w:top w:type="dxa" w:w="60"/>
+              <w:top w:type="dxa" w:w="80"/>
               <w:left w:type="dxa" w:w="120"/>
-              <w:bottom w:type="dxa" w:w="60"/>
+              <w:bottom w:type="dxa" w:w="80"/>
               <w:right w:type="dxa" w:w="120"/>
             </w:tcMar>
           </w:tcPr>
           <w:p>
-            <w:r>
-              <w:rPr>
-                <w:rFonts w:ascii="Arial" w:cs="Arial" w:eastAsia="Arial" w:hAnsi="Arial"/>
-                <w:sz w:val="20"/>
-                <w:szCs w:val="20"/>
+            <w:pPr>
+              <w:spacing w:after="80" w:before="80"/>
+            </w:pPr>
+            <w:r>
+              <w:rPr>
+                <w:rFonts w:ascii="Arial" w:cs="Arial" w:eastAsia="Arial" w:hAnsi="Arial"/>
+                <w:b/>
+                <w:bCs/>
+                <w:i w:val="false"/>
+                <w:iCs w:val="false"/>
+                <w:color w:val="000000"/>
+                <w:sz w:val="22"/>
+                <w:szCs w:val="22"/>
               </w:rPr>
               <w:t xml:space="preserve">Bell Ringer / Review</w:t>
+            </w:r>
+            <w:r>
+              <w:rPr>
+                <w:rFonts w:ascii="Arial" w:cs="Arial" w:eastAsia="Arial" w:hAnsi="Arial"/>
+                <w:sz w:val="20"/>
+                <w:szCs w:val="20"/>
+              </w:rPr>
+              <w:br/>
+              <w:t xml:space="preserve"/>
+            </w:r>
+            <w:r>
+              <w:rPr>
+                <w:rFonts w:ascii="Arial" w:cs="Arial" w:eastAsia="Arial" w:hAnsi="Arial"/>
+                <w:sz w:val="20"/>
+                <w:szCs w:val="20"/>
+              </w:rPr>
+              <w:br/>
+              <w:t xml:space="preserve"/>
+            </w:r>
+            <w:r>
+              <w:rPr>
+                <w:rFonts w:ascii="Arial" w:cs="Arial" w:eastAsia="Arial" w:hAnsi="Arial"/>
+                <w:b/>
+                <w:bCs/>
+                <w:i w:val="false"/>
+                <w:iCs w:val="false"/>
+                <w:color w:val="000000"/>
+                <w:sz w:val="20"/>
+                <w:szCs w:val="20"/>
+              </w:rPr>
+              <w:t xml:space="preserve">Quick Write </w:t>
+            </w:r>
+            <w:r>
+              <w:rPr>
+                <w:rFonts w:ascii="Arial" w:cs="Arial" w:eastAsia="Arial" w:hAnsi="Arial"/>
+                <w:b w:val="false"/>
+                <w:bCs w:val="false"/>
+                <w:i w:val="false"/>
+                <w:iCs w:val="false"/>
+                <w:color w:val="000000"/>
+                <w:sz w:val="20"/>
+                <w:szCs w:val="20"/>
+              </w:rPr>
+              <w:t xml:space="preserve">(3 min — written or verbal):</w:t>
+            </w:r>
+            <w:r>
+              <w:rPr>
+                <w:rFonts w:ascii="Arial" w:cs="Arial" w:eastAsia="Arial" w:hAnsi="Arial"/>
+                <w:sz w:val="20"/>
+                <w:szCs w:val="20"/>
+              </w:rPr>
+              <w:br/>
+              <w:t xml:space="preserve"/>
+            </w:r>
+            <w:r>
+              <w:rPr>
+                <w:rFonts w:ascii="Arial" w:cs="Arial" w:eastAsia="Arial" w:hAnsi="Arial"/>
+                <w:b w:val="false"/>
+                <w:bCs w:val="false"/>
+                <w:i w:val="false"/>
+                <w:iCs w:val="false"/>
+                <w:color w:val="000000"/>
+                <w:sz w:val="20"/>
+                <w:szCs w:val="20"/>
+              </w:rPr>
+              <w:t xml:space="preserve">    What do you remember from last class?</w:t>
+            </w:r>
+            <w:r>
+              <w:rPr>
+                <w:rFonts w:ascii="Arial" w:cs="Arial" w:eastAsia="Arial" w:hAnsi="Arial"/>
+                <w:sz w:val="20"/>
+                <w:szCs w:val="20"/>
+              </w:rPr>
+              <w:br/>
+              <w:t xml:space="preserve"/>
+            </w:r>
+            <w:r>
+              <w:rPr>
+                <w:rFonts w:ascii="Arial" w:cs="Arial" w:eastAsia="Arial" w:hAnsi="Arial"/>
+                <w:sz w:val="20"/>
+                <w:szCs w:val="20"/>
+              </w:rPr>
+              <w:br/>
+              <w:t xml:space="preserve"/>
+            </w:r>
+            <w:r>
+              <w:rPr>
+                <w:rFonts w:ascii="Arial" w:cs="Arial" w:eastAsia="Arial" w:hAnsi="Arial"/>
+                <w:b w:val="false"/>
+                <w:bCs w:val="false"/>
+                <w:i/>
+                <w:iCs/>
+                <w:color w:val="444444"/>
+                <w:sz w:val="20"/>
+                <w:szCs w:val="20"/>
+              </w:rPr>
+              <w:t xml:space="preserve">What do you think today's topic "Sprint 2 Final Push – Completion &amp; Preparation" is about?</w:t>
+            </w:r>
+            <w:r>
+              <w:rPr>
+                <w:rFonts w:ascii="Arial" w:cs="Arial" w:eastAsia="Arial" w:hAnsi="Arial"/>
+                <w:sz w:val="20"/>
+                <w:szCs w:val="20"/>
+              </w:rPr>
+              <w:br/>
+              <w:t xml:space="preserve"/>
+            </w:r>
+            <w:r>
+              <w:rPr>
+                <w:rFonts w:ascii="Arial" w:cs="Arial" w:eastAsia="Arial" w:hAnsi="Arial"/>
+                <w:b w:val="false"/>
+                <w:bCs w:val="false"/>
+                <w:i/>
+                <w:iCs/>
+                <w:color w:val="555555"/>
+                <w:sz w:val="20"/>
+                <w:szCs w:val="20"/>
+              </w:rPr>
+              <w:t xml:space="preserve">→ Pair-share your response, then 2–3 students share with the class.</w:t>
             </w:r>
           </w:p>
         </w:tc>
@@ -258,9 +388,9 @@
               <w:right w:val="single" w:color="CCCCCC" w:sz="1"/>
             </w:tcBorders>
             <w:tcMar>
-              <w:top w:type="dxa" w:w="60"/>
+              <w:top w:type="dxa" w:w="80"/>
               <w:left w:type="dxa" w:w="120"/>
-              <w:bottom w:type="dxa" w:w="60"/>
+              <w:bottom w:type="dxa" w:w="80"/>
               <w:right w:type="dxa" w:w="120"/>
             </w:tcMar>
           </w:tcPr>
@@ -287,20 +417,120 @@
               <w:right w:val="single" w:color="CCCCCC" w:sz="1"/>
             </w:tcBorders>
             <w:tcMar>
-              <w:top w:type="dxa" w:w="60"/>
+              <w:top w:type="dxa" w:w="80"/>
               <w:left w:type="dxa" w:w="120"/>
-              <w:bottom w:type="dxa" w:w="60"/>
+              <w:bottom w:type="dxa" w:w="80"/>
               <w:right w:type="dxa" w:w="120"/>
             </w:tcMar>
           </w:tcPr>
           <w:p>
-            <w:r>
-              <w:rPr>
-                <w:rFonts w:ascii="Arial" w:cs="Arial" w:eastAsia="Arial" w:hAnsi="Arial"/>
-                <w:sz w:val="20"/>
-                <w:szCs w:val="20"/>
-              </w:rPr>
-              <w:t xml:space="preserve">Mini Lesson: Sprint 2 Final Push – Completion &amp; Preparation</w:t>
+            <w:pPr>
+              <w:spacing w:after="80" w:before="80"/>
+            </w:pPr>
+            <w:r>
+              <w:rPr>
+                <w:rFonts w:ascii="Arial" w:cs="Arial" w:eastAsia="Arial" w:hAnsi="Arial"/>
+                <w:b/>
+                <w:bCs/>
+                <w:i w:val="false"/>
+                <w:iCs w:val="false"/>
+                <w:color w:val="000000"/>
+                <w:sz w:val="22"/>
+                <w:szCs w:val="22"/>
+              </w:rPr>
+              <w:t xml:space="preserve">Mini Lesson: </w:t>
+            </w:r>
+            <w:r>
+              <w:rPr>
+                <w:rFonts w:ascii="Arial" w:cs="Arial" w:eastAsia="Arial" w:hAnsi="Arial"/>
+                <w:b w:val="false"/>
+                <w:bCs w:val="false"/>
+                <w:i w:val="false"/>
+                <w:iCs w:val="false"/>
+                <w:color w:val="000000"/>
+                <w:sz w:val="22"/>
+                <w:szCs w:val="22"/>
+              </w:rPr>
+              <w:t xml:space="preserve">Sprint 2 Final Push – Completion &amp; Preparation</w:t>
+            </w:r>
+            <w:r>
+              <w:rPr>
+                <w:rFonts w:ascii="Arial" w:cs="Arial" w:eastAsia="Arial" w:hAnsi="Arial"/>
+                <w:sz w:val="20"/>
+                <w:szCs w:val="20"/>
+              </w:rPr>
+              <w:br/>
+              <w:t xml:space="preserve"/>
+            </w:r>
+            <w:r>
+              <w:rPr>
+                <w:rFonts w:ascii="Arial" w:cs="Arial" w:eastAsia="Arial" w:hAnsi="Arial"/>
+                <w:sz w:val="20"/>
+                <w:szCs w:val="20"/>
+              </w:rPr>
+              <w:br/>
+              <w:t xml:space="preserve"/>
+            </w:r>
+            <w:r>
+              <w:rPr>
+                <w:rFonts w:ascii="Arial" w:cs="Arial" w:eastAsia="Arial" w:hAnsi="Arial"/>
+                <w:b/>
+                <w:bCs/>
+                <w:i/>
+                <w:iCs/>
+                <w:color w:val="555555"/>
+                <w:sz w:val="20"/>
+                <w:szCs w:val="20"/>
+              </w:rPr>
+              <w:t xml:space="preserve">→ Live Demo — </w:t>
+            </w:r>
+            <w:r>
+              <w:rPr>
+                <w:rFonts w:ascii="Arial" w:cs="Arial" w:eastAsia="Arial" w:hAnsi="Arial"/>
+                <w:b w:val="false"/>
+                <w:bCs w:val="false"/>
+                <w:i/>
+                <w:iCs/>
+                <w:color w:val="555555"/>
+                <w:sz w:val="20"/>
+                <w:szCs w:val="20"/>
+              </w:rPr>
+              <w:t xml:space="preserve">type examples as students follow along in their own editor.</w:t>
+            </w:r>
+            <w:r>
+              <w:rPr>
+                <w:rFonts w:ascii="Arial" w:cs="Arial" w:eastAsia="Arial" w:hAnsi="Arial"/>
+                <w:sz w:val="20"/>
+                <w:szCs w:val="20"/>
+              </w:rPr>
+              <w:br/>
+              <w:t xml:space="preserve"/>
+            </w:r>
+            <w:r>
+              <w:rPr>
+                <w:rFonts w:ascii="Arial" w:cs="Arial" w:eastAsia="Arial" w:hAnsi="Arial"/>
+                <w:b/>
+                <w:bCs/>
+                <w:i/>
+                <w:iCs/>
+                <w:color w:val="555555"/>
+                <w:sz w:val="20"/>
+                <w:szCs w:val="20"/>
+              </w:rPr>
+              <w:t xml:space="preserve">→ Check for Understanding: </w:t>
+            </w:r>
+            <w:r>
+              <w:rPr>
+                <w:rFonts w:ascii="Arial" w:cs="Arial" w:eastAsia="Arial" w:hAnsi="Arial"/>
+                <w:b w:val="false"/>
+                <w:bCs w:val="false"/>
+                <w:i/>
+                <w:iCs/>
+                <w:color w:val="555555"/>
+                <w:sz w:val="20"/>
+                <w:szCs w:val="20"/>
+              </w:rPr>
+              <w:t xml:space="preserve">pause and cold-call: “Can someone explain what we just did in their own words?”</w:t>
             </w:r>
           </w:p>
         </w:tc>
@@ -316,9 +546,9 @@
               <w:right w:val="single" w:color="CCCCCC" w:sz="1"/>
             </w:tcBorders>
             <w:tcMar>
-              <w:top w:type="dxa" w:w="60"/>
+              <w:top w:type="dxa" w:w="80"/>
               <w:left w:type="dxa" w:w="120"/>
-              <w:bottom w:type="dxa" w:w="60"/>
+              <w:bottom w:type="dxa" w:w="80"/>
               <w:right w:type="dxa" w:w="120"/>
             </w:tcMar>
           </w:tcPr>
@@ -331,7 +561,7 @@
                 <w:sz w:val="20"/>
                 <w:szCs w:val="20"/>
               </w:rPr>
-              <w:t xml:space="preserve">15-20 min</w:t>
+              <w:t xml:space="preserve">15–20 min</w:t>
             </w:r>
           </w:p>
         </w:tc>
@@ -345,20 +575,81 @@
               <w:right w:val="single" w:color="CCCCCC" w:sz="1"/>
             </w:tcBorders>
             <w:tcMar>
-              <w:top w:type="dxa" w:w="60"/>
+              <w:top w:type="dxa" w:w="80"/>
               <w:left w:type="dxa" w:w="120"/>
-              <w:bottom w:type="dxa" w:w="60"/>
+              <w:bottom w:type="dxa" w:w="80"/>
               <w:right w:type="dxa" w:w="120"/>
             </w:tcMar>
           </w:tcPr>
           <w:p>
-            <w:r>
-              <w:rPr>
-                <w:rFonts w:ascii="Arial" w:cs="Arial" w:eastAsia="Arial" w:hAnsi="Arial"/>
-                <w:sz w:val="20"/>
-                <w:szCs w:val="20"/>
+            <w:pPr>
+              <w:spacing w:after="80" w:before="80"/>
+            </w:pPr>
+            <w:r>
+              <w:rPr>
+                <w:rFonts w:ascii="Arial" w:cs="Arial" w:eastAsia="Arial" w:hAnsi="Arial"/>
+                <w:b/>
+                <w:bCs/>
+                <w:i w:val="false"/>
+                <w:iCs w:val="false"/>
+                <w:color w:val="000000"/>
+                <w:sz w:val="22"/>
+                <w:szCs w:val="22"/>
               </w:rPr>
               <w:t xml:space="preserve">Independent Practice / Code Along</w:t>
+            </w:r>
+            <w:r>
+              <w:rPr>
+                <w:rFonts w:ascii="Arial" w:cs="Arial" w:eastAsia="Arial" w:hAnsi="Arial"/>
+                <w:sz w:val="20"/>
+                <w:szCs w:val="20"/>
+              </w:rPr>
+              <w:br/>
+              <w:t xml:space="preserve"/>
+            </w:r>
+            <w:r>
+              <w:rPr>
+                <w:rFonts w:ascii="Arial" w:cs="Arial" w:eastAsia="Arial" w:hAnsi="Arial"/>
+                <w:b w:val="false"/>
+                <w:bCs w:val="false"/>
+                <w:i w:val="false"/>
+                <w:iCs w:val="false"/>
+                <w:color w:val="000000"/>
+                <w:sz w:val="20"/>
+                <w:szCs w:val="20"/>
+              </w:rPr>
+              <w:t xml:space="preserve">    Work through problems from the day's exercise set.</w:t>
+            </w:r>
+            <w:r>
+              <w:rPr>
+                <w:rFonts w:ascii="Arial" w:cs="Arial" w:eastAsia="Arial" w:hAnsi="Arial"/>
+                <w:sz w:val="20"/>
+                <w:szCs w:val="20"/>
+              </w:rPr>
+              <w:br/>
+              <w:t xml:space="preserve"/>
+            </w:r>
+            <w:r>
+              <w:rPr>
+                <w:rFonts w:ascii="Arial" w:cs="Arial" w:eastAsia="Arial" w:hAnsi="Arial"/>
+                <w:sz w:val="20"/>
+                <w:szCs w:val="20"/>
+              </w:rPr>
+              <w:br/>
+              <w:t xml:space="preserve"/>
+            </w:r>
+            <w:r>
+              <w:rPr>
+                <w:rFonts w:ascii="Arial" w:cs="Arial" w:eastAsia="Arial" w:hAnsi="Arial"/>
+                <w:b w:val="false"/>
+                <w:bCs w:val="false"/>
+                <w:i/>
+                <w:iCs/>
+                <w:color w:val="555555"/>
+                <w:sz w:val="20"/>
+                <w:szCs w:val="20"/>
+              </w:rPr>
+              <w:t xml:space="preserve">→ Teacher circulates — offer hints, check for understanding.</w:t>
             </w:r>
           </w:p>
         </w:tc>
@@ -374,9 +665,9 @@
               <w:right w:val="single" w:color="CCCCCC" w:sz="1"/>
             </w:tcBorders>
             <w:tcMar>
-              <w:top w:type="dxa" w:w="60"/>
+              <w:top w:type="dxa" w:w="80"/>
               <w:left w:type="dxa" w:w="120"/>
-              <w:bottom w:type="dxa" w:w="60"/>
+              <w:bottom w:type="dxa" w:w="80"/>
               <w:right w:type="dxa" w:w="120"/>
             </w:tcMar>
           </w:tcPr>
@@ -403,20 +694,90 @@
               <w:right w:val="single" w:color="CCCCCC" w:sz="1"/>
             </w:tcBorders>
             <w:tcMar>
-              <w:top w:type="dxa" w:w="60"/>
+              <w:top w:type="dxa" w:w="80"/>
               <w:left w:type="dxa" w:w="120"/>
-              <w:bottom w:type="dxa" w:w="60"/>
+              <w:bottom w:type="dxa" w:w="80"/>
               <w:right w:type="dxa" w:w="120"/>
             </w:tcMar>
           </w:tcPr>
           <w:p>
-            <w:r>
-              <w:rPr>
-                <w:rFonts w:ascii="Arial" w:cs="Arial" w:eastAsia="Arial" w:hAnsi="Arial"/>
-                <w:sz w:val="20"/>
-                <w:szCs w:val="20"/>
+            <w:pPr>
+              <w:spacing w:after="80" w:before="80"/>
+            </w:pPr>
+            <w:r>
+              <w:rPr>
+                <w:rFonts w:ascii="Arial" w:cs="Arial" w:eastAsia="Arial" w:hAnsi="Arial"/>
+                <w:b/>
+                <w:bCs/>
+                <w:i w:val="false"/>
+                <w:iCs w:val="false"/>
+                <w:color w:val="000000"/>
+                <w:sz w:val="22"/>
+                <w:szCs w:val="22"/>
               </w:rPr>
               <w:t xml:space="preserve">Exit Ticket / Wrap-Up</w:t>
+            </w:r>
+            <w:r>
+              <w:rPr>
+                <w:rFonts w:ascii="Arial" w:cs="Arial" w:eastAsia="Arial" w:hAnsi="Arial"/>
+                <w:sz w:val="20"/>
+                <w:szCs w:val="20"/>
+              </w:rPr>
+              <w:br/>
+              <w:t xml:space="preserve"/>
+            </w:r>
+            <w:r>
+              <w:rPr>
+                <w:rFonts w:ascii="Arial" w:cs="Arial" w:eastAsia="Arial" w:hAnsi="Arial"/>
+                <w:sz w:val="20"/>
+                <w:szCs w:val="20"/>
+              </w:rPr>
+              <w:br/>
+              <w:t xml:space="preserve"/>
+            </w:r>
+            <w:r>
+              <w:rPr>
+                <w:rFonts w:ascii="Arial" w:cs="Arial" w:eastAsia="Arial" w:hAnsi="Arial"/>
+                <w:b w:val="false"/>
+                <w:bCs w:val="false"/>
+                <w:i w:val="false"/>
+                <w:iCs w:val="false"/>
+                <w:color w:val="000000"/>
+                <w:sz w:val="20"/>
+                <w:szCs w:val="20"/>
+              </w:rPr>
+              <w:t xml:space="preserve">What is one key concept you learned today?</w:t>
+            </w:r>
+            <w:r>
+              <w:rPr>
+                <w:rFonts w:ascii="Arial" w:cs="Arial" w:eastAsia="Arial" w:hAnsi="Arial"/>
+                <w:sz w:val="20"/>
+                <w:szCs w:val="20"/>
+              </w:rPr>
+              <w:br/>
+              <w:t xml:space="preserve"/>
+            </w:r>
+            <w:r>
+              <w:rPr>
+                <w:rFonts w:ascii="Arial" w:cs="Arial" w:eastAsia="Arial" w:hAnsi="Arial"/>
+                <w:sz w:val="20"/>
+                <w:szCs w:val="20"/>
+              </w:rPr>
+              <w:br/>
+              <w:t xml:space="preserve"/>
+            </w:r>
+            <w:r>
+              <w:rPr>
+                <w:rFonts w:ascii="Arial" w:cs="Arial" w:eastAsia="Arial" w:hAnsi="Arial"/>
+                <w:b w:val="false"/>
+                <w:bCs w:val="false"/>
+                <w:i/>
+                <w:iCs/>
+                <w:color w:val="555555"/>
+                <w:sz w:val="20"/>
+                <w:szCs w:val="20"/>
+              </w:rPr>
+              <w:t xml:space="preserve">→ 3–2–1: Name 3 things learned, 2 new vocab words, 1 question you still have.</w:t>
             </w:r>
           </w:p>
         </w:tc>

--- a/Coding 2 - year/Unit 7 - Capstone Project/Daily Lesson Plans/Word/Day 16.docx
+++ b/Coding 2 - year/Unit 7 - Capstone Project/Daily Lesson Plans/Word/Day 16.docx
@@ -319,7 +319,7 @@
                 <w:sz w:val="20"/>
                 <w:szCs w:val="20"/>
               </w:rPr>
-              <w:t xml:space="preserve">    What do you remember from last class?</w:t>
+              <w:t xml:space="preserve">    What do you already know about Sprint 2 Final Push – Completion &amp; Preparation? Write down at least one thing.</w:t>
             </w:r>
             <w:r>
               <w:rPr>
@@ -350,7 +350,7 @@
                 <w:sz w:val="20"/>
                 <w:szCs w:val="20"/>
               </w:rPr>
-              <w:t xml:space="preserve">What do you think today's topic "Sprint 2 Final Push – Completion &amp; Preparation" is about?</w:t>
+              <w:t xml:space="preserve">Today’s Goal: Explore and practice Sprint 2 Final Push – Completion &amp; Preparation.</w:t>
             </w:r>
             <w:r>
               <w:rPr>
@@ -746,7 +746,7 @@
                 <w:sz w:val="20"/>
                 <w:szCs w:val="20"/>
               </w:rPr>
-              <w:t xml:space="preserve">What is one key concept you learned today?</w:t>
+              <w:t xml:space="preserve">Name one new thing you learned about Sprint 2 Final Push – Completion &amp; Preparation today and one question you still have.</w:t>
             </w:r>
             <w:r>
               <w:rPr>

--- a/Coding 2 - year/Unit 7 - Capstone Project/Daily Lesson Plans/Word/Day 16.docx
+++ b/Coding 2 - year/Unit 7 - Capstone Project/Daily Lesson Plans/Word/Day 16.docx
@@ -342,6 +342,72 @@
             <w:r>
               <w:rPr>
                 <w:rFonts w:ascii="Arial" w:cs="Arial" w:eastAsia="Arial" w:hAnsi="Arial"/>
+                <w:b/>
+                <w:bCs/>
+                <w:i w:val="false"/>
+                <w:iCs w:val="false"/>
+                <w:color w:val="000000"/>
+                <w:sz w:val="20"/>
+                <w:szCs w:val="20"/>
+              </w:rPr>
+              <w:t xml:space="preserve">Vocabulary Preview — </w:t>
+            </w:r>
+            <w:r>
+              <w:rPr>
+                <w:rFonts w:ascii="Arial" w:cs="Arial" w:eastAsia="Arial" w:hAnsi="Arial"/>
+                <w:b w:val="false"/>
+                <w:bCs w:val="false"/>
+                <w:i w:val="false"/>
+                <w:iCs w:val="false"/>
+                <w:color w:val="000000"/>
+                <w:sz w:val="20"/>
+                <w:szCs w:val="20"/>
+              </w:rPr>
+              <w:t xml:space="preserve">terms we'll use today:</w:t>
+            </w:r>
+            <w:r>
+              <w:rPr>
+                <w:rFonts w:ascii="Arial" w:cs="Arial" w:eastAsia="Arial" w:hAnsi="Arial"/>
+                <w:sz w:val="20"/>
+                <w:szCs w:val="20"/>
+              </w:rPr>
+              <w:br/>
+              <w:t xml:space="preserve"/>
+            </w:r>
+            <w:r>
+              <w:rPr>
+                <w:rFonts w:ascii="Arial" w:cs="Arial" w:eastAsia="Arial" w:hAnsi="Arial"/>
+                <w:b w:val="false"/>
+                <w:bCs w:val="false"/>
+                <w:i w:val="false"/>
+                <w:iCs w:val="false"/>
+                <w:color w:val="000000"/>
+                <w:sz w:val="20"/>
+                <w:szCs w:val="20"/>
+              </w:rPr>
+              <w:t xml:space="preserve">    • Minutes 0-5   •   Final Standup   •   Minutes 5-50   •   Feature Completion   •   Minutes 50-55   •   Sprint 2 Wrap-up</w:t>
+            </w:r>
+            <w:r>
+              <w:rPr>
+                <w:rFonts w:ascii="Arial" w:cs="Arial" w:eastAsia="Arial" w:hAnsi="Arial"/>
+                <w:sz w:val="20"/>
+                <w:szCs w:val="20"/>
+              </w:rPr>
+              <w:br/>
+              <w:t xml:space="preserve"/>
+            </w:r>
+            <w:r>
+              <w:rPr>
+                <w:rFonts w:ascii="Arial" w:cs="Arial" w:eastAsia="Arial" w:hAnsi="Arial"/>
+                <w:sz w:val="20"/>
+                <w:szCs w:val="20"/>
+              </w:rPr>
+              <w:br/>
+              <w:t xml:space="preserve"/>
+            </w:r>
+            <w:r>
+              <w:rPr>
+                <w:rFonts w:ascii="Arial" w:cs="Arial" w:eastAsia="Arial" w:hAnsi="Arial"/>
                 <w:b w:val="false"/>
                 <w:bCs w:val="false"/>
                 <w:i/>
@@ -474,6 +540,310 @@
             <w:r>
               <w:rPr>
                 <w:rFonts w:ascii="Arial" w:cs="Arial" w:eastAsia="Arial" w:hAnsi="Arial"/>
+                <w:b w:val="false"/>
+                <w:bCs w:val="false"/>
+                <w:i w:val="false"/>
+                <w:iCs w:val="false"/>
+                <w:color w:val="000000"/>
+                <w:sz w:val="20"/>
+                <w:szCs w:val="20"/>
+              </w:rPr>
+              <w:t xml:space="preserve">Sprint 2 is your last full development sprint. After today, Sprint 3 (Days 17–20) is about refinement, testing, and documentation—not major features. Today you finish what you set out to do in Sprint 2. Make it count.</w:t>
+            </w:r>
+            <w:r>
+              <w:rPr>
+                <w:rFonts w:ascii="Arial" w:cs="Arial" w:eastAsia="Arial" w:hAnsi="Arial"/>
+                <w:sz w:val="20"/>
+                <w:szCs w:val="20"/>
+              </w:rPr>
+              <w:br/>
+              <w:t xml:space="preserve"/>
+            </w:r>
+            <w:r>
+              <w:rPr>
+                <w:rFonts w:ascii="Arial" w:cs="Arial" w:eastAsia="Arial" w:hAnsi="Arial"/>
+                <w:b w:val="false"/>
+                <w:bCs w:val="false"/>
+                <w:i w:val="false"/>
+                <w:iCs w:val="false"/>
+                <w:color w:val="000000"/>
+                <w:sz w:val="20"/>
+                <w:szCs w:val="20"/>
+              </w:rPr>
+              <w:t xml:space="preserve">Minutes 5-50: Feature Completion</w:t>
+            </w:r>
+            <w:r>
+              <w:rPr>
+                <w:rFonts w:ascii="Arial" w:cs="Arial" w:eastAsia="Arial" w:hAnsi="Arial"/>
+                <w:sz w:val="20"/>
+                <w:szCs w:val="20"/>
+              </w:rPr>
+              <w:br/>
+              <w:t xml:space="preserve"/>
+            </w:r>
+            <w:r>
+              <w:rPr>
+                <w:rFonts w:ascii="Arial" w:cs="Arial" w:eastAsia="Arial" w:hAnsi="Arial"/>
+                <w:sz w:val="20"/>
+                <w:szCs w:val="20"/>
+              </w:rPr>
+              <w:br/>
+              <w:t xml:space="preserve"/>
+            </w:r>
+            <w:r>
+              <w:rPr>
+                <w:rFonts w:ascii="Arial" w:cs="Arial" w:eastAsia="Arial" w:hAnsi="Arial"/>
+                <w:b/>
+                <w:bCs/>
+                <w:i w:val="false"/>
+                <w:iCs w:val="false"/>
+                <w:color w:val="000000"/>
+                <w:sz w:val="20"/>
+                <w:szCs w:val="20"/>
+              </w:rPr>
+              <w:t xml:space="preserve">Key Concepts:</w:t>
+            </w:r>
+            <w:r>
+              <w:rPr>
+                <w:rFonts w:ascii="Arial" w:cs="Arial" w:eastAsia="Arial" w:hAnsi="Arial"/>
+                <w:sz w:val="20"/>
+                <w:szCs w:val="20"/>
+              </w:rPr>
+              <w:br/>
+              <w:t xml:space="preserve"/>
+            </w:r>
+            <w:r>
+              <w:rPr>
+                <w:rFonts w:ascii="Arial" w:cs="Arial" w:eastAsia="Arial" w:hAnsi="Arial"/>
+                <w:b w:val="false"/>
+                <w:bCs w:val="false"/>
+                <w:i w:val="false"/>
+                <w:iCs w:val="false"/>
+                <w:color w:val="000000"/>
+                <w:sz w:val="20"/>
+                <w:szCs w:val="20"/>
+              </w:rPr>
+              <w:t xml:space="preserve">    • What features are done? What's left?</w:t>
+            </w:r>
+            <w:r>
+              <w:rPr>
+                <w:rFonts w:ascii="Arial" w:cs="Arial" w:eastAsia="Arial" w:hAnsi="Arial"/>
+                <w:sz w:val="20"/>
+                <w:szCs w:val="20"/>
+              </w:rPr>
+              <w:br/>
+              <w:t xml:space="preserve"/>
+            </w:r>
+            <w:r>
+              <w:rPr>
+                <w:rFonts w:ascii="Arial" w:cs="Arial" w:eastAsia="Arial" w:hAnsi="Arial"/>
+                <w:b w:val="false"/>
+                <w:bCs w:val="false"/>
+                <w:i w:val="false"/>
+                <w:iCs w:val="false"/>
+                <w:color w:val="000000"/>
+                <w:sz w:val="20"/>
+                <w:szCs w:val="20"/>
+              </w:rPr>
+              <w:t xml:space="preserve">    • Prioritize: what MUST be done today vs. nice-to-have?</w:t>
+            </w:r>
+            <w:r>
+              <w:rPr>
+                <w:rFonts w:ascii="Arial" w:cs="Arial" w:eastAsia="Arial" w:hAnsi="Arial"/>
+                <w:sz w:val="20"/>
+                <w:szCs w:val="20"/>
+              </w:rPr>
+              <w:br/>
+              <w:t xml:space="preserve"/>
+            </w:r>
+            <w:r>
+              <w:rPr>
+                <w:rFonts w:ascii="Arial" w:cs="Arial" w:eastAsia="Arial" w:hAnsi="Arial"/>
+                <w:b w:val="false"/>
+                <w:bCs w:val="false"/>
+                <w:i w:val="false"/>
+                <w:iCs w:val="false"/>
+                <w:color w:val="000000"/>
+                <w:sz w:val="20"/>
+                <w:szCs w:val="20"/>
+              </w:rPr>
+              <w:t xml:space="preserve">    • Teacher: help triage scope</w:t>
+            </w:r>
+            <w:r>
+              <w:rPr>
+                <w:rFonts w:ascii="Arial" w:cs="Arial" w:eastAsia="Arial" w:hAnsi="Arial"/>
+                <w:sz w:val="20"/>
+                <w:szCs w:val="20"/>
+              </w:rPr>
+              <w:br/>
+              <w:t xml:space="preserve"/>
+            </w:r>
+            <w:r>
+              <w:rPr>
+                <w:rFonts w:ascii="Arial" w:cs="Arial" w:eastAsia="Arial" w:hAnsi="Arial"/>
+                <w:b w:val="false"/>
+                <w:bCs w:val="false"/>
+                <w:i w:val="false"/>
+                <w:iCs w:val="false"/>
+                <w:color w:val="000000"/>
+                <w:sz w:val="20"/>
+                <w:szCs w:val="20"/>
+              </w:rPr>
+              <w:t xml:space="preserve">    • Finish incomplete features</w:t>
+            </w:r>
+            <w:r>
+              <w:rPr>
+                <w:rFonts w:ascii="Arial" w:cs="Arial" w:eastAsia="Arial" w:hAnsi="Arial"/>
+                <w:sz w:val="20"/>
+                <w:szCs w:val="20"/>
+              </w:rPr>
+              <w:br/>
+              <w:t xml:space="preserve"/>
+            </w:r>
+            <w:r>
+              <w:rPr>
+                <w:rFonts w:ascii="Arial" w:cs="Arial" w:eastAsia="Arial" w:hAnsi="Arial"/>
+                <w:b w:val="false"/>
+                <w:bCs w:val="false"/>
+                <w:i w:val="false"/>
+                <w:iCs w:val="false"/>
+                <w:color w:val="000000"/>
+                <w:sz w:val="20"/>
+                <w:szCs w:val="20"/>
+              </w:rPr>
+              <w:t xml:space="preserve">    • Fix any critical bugs</w:t>
+            </w:r>
+            <w:r>
+              <w:rPr>
+                <w:rFonts w:ascii="Arial" w:cs="Arial" w:eastAsia="Arial" w:hAnsi="Arial"/>
+                <w:sz w:val="20"/>
+                <w:szCs w:val="20"/>
+              </w:rPr>
+              <w:br/>
+              <w:t xml:space="preserve"/>
+            </w:r>
+            <w:r>
+              <w:rPr>
+                <w:rFonts w:ascii="Arial" w:cs="Arial" w:eastAsia="Arial" w:hAnsi="Arial"/>
+                <w:b w:val="false"/>
+                <w:bCs w:val="false"/>
+                <w:i w:val="false"/>
+                <w:iCs w:val="false"/>
+                <w:color w:val="000000"/>
+                <w:sz w:val="20"/>
+                <w:szCs w:val="20"/>
+              </w:rPr>
+              <w:t xml:space="preserve">    • Test integration one more time</w:t>
+            </w:r>
+            <w:r>
+              <w:rPr>
+                <w:rFonts w:ascii="Arial" w:cs="Arial" w:eastAsia="Arial" w:hAnsi="Arial"/>
+                <w:sz w:val="20"/>
+                <w:szCs w:val="20"/>
+              </w:rPr>
+              <w:br/>
+              <w:t xml:space="preserve"/>
+            </w:r>
+            <w:r>
+              <w:rPr>
+                <w:rFonts w:ascii="Arial" w:cs="Arial" w:eastAsia="Arial" w:hAnsi="Arial"/>
+                <w:b w:val="false"/>
+                <w:bCs w:val="false"/>
+                <w:i w:val="false"/>
+                <w:iCs w:val="false"/>
+                <w:color w:val="000000"/>
+                <w:sz w:val="20"/>
+                <w:szCs w:val="20"/>
+              </w:rPr>
+              <w:t xml:space="preserve">    • Add comments and docstrings if missing</w:t>
+            </w:r>
+            <w:r>
+              <w:rPr>
+                <w:rFonts w:ascii="Arial" w:cs="Arial" w:eastAsia="Arial" w:hAnsi="Arial"/>
+                <w:sz w:val="20"/>
+                <w:szCs w:val="20"/>
+              </w:rPr>
+              <w:br/>
+              <w:t xml:space="preserve"/>
+            </w:r>
+            <w:r>
+              <w:rPr>
+                <w:rFonts w:ascii="Arial" w:cs="Arial" w:eastAsia="Arial" w:hAnsi="Arial"/>
+                <w:b w:val="false"/>
+                <w:bCs w:val="false"/>
+                <w:i w:val="false"/>
+                <w:iCs w:val="false"/>
+                <w:color w:val="000000"/>
+                <w:sz w:val="20"/>
+                <w:szCs w:val="20"/>
+              </w:rPr>
+              <w:t xml:space="preserve">    • Clean up code (remove dead code, unused variables)</w:t>
+            </w:r>
+            <w:r>
+              <w:rPr>
+                <w:rFonts w:ascii="Arial" w:cs="Arial" w:eastAsia="Arial" w:hAnsi="Arial"/>
+                <w:sz w:val="20"/>
+                <w:szCs w:val="20"/>
+              </w:rPr>
+              <w:br/>
+              <w:t xml:space="preserve"/>
+            </w:r>
+            <w:r>
+              <w:rPr>
+                <w:rFonts w:ascii="Arial" w:cs="Arial" w:eastAsia="Arial" w:hAnsi="Arial"/>
+                <w:sz w:val="20"/>
+                <w:szCs w:val="20"/>
+              </w:rPr>
+              <w:br/>
+              <w:t xml:space="preserve"/>
+            </w:r>
+            <w:r>
+              <w:rPr>
+                <w:rFonts w:ascii="Arial" w:cs="Arial" w:eastAsia="Arial" w:hAnsi="Arial"/>
+                <w:b/>
+                <w:bCs/>
+                <w:i w:val="false"/>
+                <w:iCs w:val="false"/>
+                <w:color w:val="000000"/>
+                <w:sz w:val="20"/>
+                <w:szCs w:val="20"/>
+              </w:rPr>
+              <w:t xml:space="preserve">Vocabulary: </w:t>
+            </w:r>
+            <w:r>
+              <w:rPr>
+                <w:rFonts w:ascii="Arial" w:cs="Arial" w:eastAsia="Arial" w:hAnsi="Arial"/>
+                <w:b w:val="false"/>
+                <w:bCs w:val="false"/>
+                <w:i w:val="false"/>
+                <w:iCs w:val="false"/>
+                <w:color w:val="000000"/>
+                <w:sz w:val="20"/>
+                <w:szCs w:val="20"/>
+              </w:rPr>
+              <w:t xml:space="preserve">Minutes 0-5, Final Standup, Minutes 5-50, Feature Completion, Minutes 50-55, Sprint 2 Wrap-up</w:t>
+            </w:r>
+            <w:r>
+              <w:rPr>
+                <w:rFonts w:ascii="Arial" w:cs="Arial" w:eastAsia="Arial" w:hAnsi="Arial"/>
+                <w:sz w:val="20"/>
+                <w:szCs w:val="20"/>
+              </w:rPr>
+              <w:br/>
+              <w:t xml:space="preserve"/>
+            </w:r>
+            <w:r>
+              <w:rPr>
+                <w:rFonts w:ascii="Arial" w:cs="Arial" w:eastAsia="Arial" w:hAnsi="Arial"/>
+                <w:sz w:val="20"/>
+                <w:szCs w:val="20"/>
+              </w:rPr>
+              <w:br/>
+              <w:t xml:space="preserve"/>
+            </w:r>
+            <w:r>
+              <w:rPr>
+                <w:rFonts w:ascii="Arial" w:cs="Arial" w:eastAsia="Arial" w:hAnsi="Arial"/>
                 <w:b/>
                 <w:bCs/>
                 <w:i/>
@@ -561,7 +931,7 @@
                 <w:sz w:val="20"/>
                 <w:szCs w:val="20"/>
               </w:rPr>
-              <w:t xml:space="preserve">15–20 min</w:t>
+              <w:t xml:space="preserve">15 min</w:t>
             </w:r>
           </w:p>
         </w:tc>
@@ -596,7 +966,16 @@
                 <w:sz w:val="22"/>
                 <w:szCs w:val="22"/>
               </w:rPr>
-              <w:t xml:space="preserve">Independent Practice / Code Along</w:t>
+              <w:t xml:space="preserve">Guided Practice</w:t>
+            </w:r>
+            <w:r>
+              <w:rPr>
+                <w:rFonts w:ascii="Arial" w:cs="Arial" w:eastAsia="Arial" w:hAnsi="Arial"/>
+                <w:sz w:val="20"/>
+                <w:szCs w:val="20"/>
+              </w:rPr>
+              <w:br/>
+              <w:t xml:space="preserve"/>
             </w:r>
             <w:r>
               <w:rPr>
@@ -618,7 +997,12 @@
                 <w:sz w:val="20"/>
                 <w:szCs w:val="20"/>
               </w:rPr>
-              <w:t xml:space="preserve">    Work through problems from the day's exercise set.</w:t>
+              <w:t xml:space="preserve">- [ ] All Sprint 2 features complete
+- [ ] Features integrated and working
+- [ ] Code cleaned and documented
+- [ ] README updated
+- [ ] Sprint 2 summary created
+- [ ] Code committed/saved and ready for Sprint 3</w:t>
             </w:r>
             <w:r>
               <w:rPr>
@@ -649,7 +1033,7 @@
                 <w:sz w:val="20"/>
                 <w:szCs w:val="20"/>
               </w:rPr>
-              <w:t xml:space="preserve">→ Teacher circulates — offer hints, check for understanding.</w:t>
+              <w:t xml:space="preserve">→ Teacher models — students try alongside, then compare results.</w:t>
             </w:r>
           </w:p>
         </w:tc>
@@ -680,7 +1064,7 @@
                 <w:sz w:val="20"/>
                 <w:szCs w:val="20"/>
               </w:rPr>
-              <w:t xml:space="preserve">5 min</w:t>
+              <w:t xml:space="preserve">15–20 min</w:t>
             </w:r>
           </w:p>
         </w:tc>
@@ -715,16 +1099,7 @@
                 <w:sz w:val="22"/>
                 <w:szCs w:val="22"/>
               </w:rPr>
-              <w:t xml:space="preserve">Exit Ticket / Wrap-Up</w:t>
-            </w:r>
-            <w:r>
-              <w:rPr>
-                <w:rFonts w:ascii="Arial" w:cs="Arial" w:eastAsia="Arial" w:hAnsi="Arial"/>
-                <w:sz w:val="20"/>
-                <w:szCs w:val="20"/>
-              </w:rPr>
-              <w:br/>
-              <w:t xml:space="preserve"/>
+              <w:t xml:space="preserve">Independent Practice / Code Along</w:t>
             </w:r>
             <w:r>
               <w:rPr>
@@ -746,7 +1121,29 @@
                 <w:sz w:val="20"/>
                 <w:szCs w:val="20"/>
               </w:rPr>
-              <w:t xml:space="preserve">Name one new thing you learned about Sprint 2 Final Push – Completion &amp; Preparation today and one question you still have.</w:t>
+              <w:t xml:space="preserve">    Students work independently on their projects, following the checklist.</w:t>
+            </w:r>
+            <w:r>
+              <w:rPr>
+                <w:rFonts w:ascii="Arial" w:cs="Arial" w:eastAsia="Arial" w:hAnsi="Arial"/>
+                <w:sz w:val="20"/>
+                <w:szCs w:val="20"/>
+              </w:rPr>
+              <w:br/>
+              <w:t xml:space="preserve"/>
+            </w:r>
+            <w:r>
+              <w:rPr>
+                <w:rFonts w:ascii="Arial" w:cs="Arial" w:eastAsia="Arial" w:hAnsi="Arial"/>
+                <w:b w:val="false"/>
+                <w:bCs w:val="false"/>
+                <w:i w:val="false"/>
+                <w:iCs w:val="false"/>
+                <w:color w:val="000000"/>
+                <w:sz w:val="20"/>
+                <w:szCs w:val="20"/>
+              </w:rPr>
+              <w:t xml:space="preserve">    Check in with each student to review progress and unblock issues.</w:t>
             </w:r>
             <w:r>
               <w:rPr>
@@ -777,6 +1174,134 @@
                 <w:sz w:val="20"/>
                 <w:szCs w:val="20"/>
               </w:rPr>
+              <w:t xml:space="preserve">→ Teacher circulates — offer hints, check for understanding.</w:t>
+            </w:r>
+          </w:p>
+        </w:tc>
+      </w:tr>
+      <w:tr>
+        <w:tc>
+          <w:tcPr>
+            <w:tcW w:type="dxa" w:w="1800"/>
+            <w:tcBorders>
+              <w:top w:val="single" w:color="CCCCCC" w:sz="1"/>
+              <w:left w:val="single" w:color="CCCCCC" w:sz="1"/>
+              <w:bottom w:val="single" w:color="CCCCCC" w:sz="1"/>
+              <w:right w:val="single" w:color="CCCCCC" w:sz="1"/>
+            </w:tcBorders>
+            <w:tcMar>
+              <w:top w:type="dxa" w:w="80"/>
+              <w:left w:type="dxa" w:w="120"/>
+              <w:bottom w:type="dxa" w:w="80"/>
+              <w:right w:type="dxa" w:w="120"/>
+            </w:tcMar>
+          </w:tcPr>
+          <w:p>
+            <w:r>
+              <w:rPr>
+                <w:rFonts w:ascii="Arial" w:cs="Arial" w:eastAsia="Arial" w:hAnsi="Arial"/>
+                <w:b/>
+                <w:bCs/>
+                <w:sz w:val="20"/>
+                <w:szCs w:val="20"/>
+              </w:rPr>
+              <w:t xml:space="preserve">5 min</w:t>
+            </w:r>
+          </w:p>
+        </w:tc>
+        <w:tc>
+          <w:tcPr>
+            <w:tcW w:type="dxa" w:w="7560"/>
+            <w:tcBorders>
+              <w:top w:val="single" w:color="CCCCCC" w:sz="1"/>
+              <w:left w:val="single" w:color="CCCCCC" w:sz="1"/>
+              <w:bottom w:val="single" w:color="CCCCCC" w:sz="1"/>
+              <w:right w:val="single" w:color="CCCCCC" w:sz="1"/>
+            </w:tcBorders>
+            <w:tcMar>
+              <w:top w:type="dxa" w:w="80"/>
+              <w:left w:type="dxa" w:w="120"/>
+              <w:bottom w:type="dxa" w:w="80"/>
+              <w:right w:type="dxa" w:w="120"/>
+            </w:tcMar>
+          </w:tcPr>
+          <w:p>
+            <w:pPr>
+              <w:spacing w:after="80" w:before="80"/>
+            </w:pPr>
+            <w:r>
+              <w:rPr>
+                <w:rFonts w:ascii="Arial" w:cs="Arial" w:eastAsia="Arial" w:hAnsi="Arial"/>
+                <w:b/>
+                <w:bCs/>
+                <w:i w:val="false"/>
+                <w:iCs w:val="false"/>
+                <w:color w:val="000000"/>
+                <w:sz w:val="22"/>
+                <w:szCs w:val="22"/>
+              </w:rPr>
+              <w:t xml:space="preserve">Exit Ticket / Wrap-Up</w:t>
+            </w:r>
+            <w:r>
+              <w:rPr>
+                <w:rFonts w:ascii="Arial" w:cs="Arial" w:eastAsia="Arial" w:hAnsi="Arial"/>
+                <w:sz w:val="20"/>
+                <w:szCs w:val="20"/>
+              </w:rPr>
+              <w:br/>
+              <w:t xml:space="preserve"/>
+            </w:r>
+            <w:r>
+              <w:rPr>
+                <w:rFonts w:ascii="Arial" w:cs="Arial" w:eastAsia="Arial" w:hAnsi="Arial"/>
+                <w:sz w:val="20"/>
+                <w:szCs w:val="20"/>
+              </w:rPr>
+              <w:br/>
+              <w:t xml:space="preserve"/>
+            </w:r>
+            <w:r>
+              <w:rPr>
+                <w:rFonts w:ascii="Arial" w:cs="Arial" w:eastAsia="Arial" w:hAnsi="Arial"/>
+                <w:b w:val="false"/>
+                <w:bCs w:val="false"/>
+                <w:i w:val="false"/>
+                <w:iCs w:val="false"/>
+                <w:color w:val="000000"/>
+                <w:sz w:val="20"/>
+                <w:szCs w:val="20"/>
+              </w:rPr>
+              <w:t xml:space="preserve">Name one new thing you learned about Sprint 2 Final Push – Completion &amp; Preparation today and one question you still have.</w:t>
+            </w:r>
+            <w:r>
+              <w:rPr>
+                <w:rFonts w:ascii="Arial" w:cs="Arial" w:eastAsia="Arial" w:hAnsi="Arial"/>
+                <w:sz w:val="20"/>
+                <w:szCs w:val="20"/>
+              </w:rPr>
+              <w:br/>
+              <w:t xml:space="preserve"/>
+            </w:r>
+            <w:r>
+              <w:rPr>
+                <w:rFonts w:ascii="Arial" w:cs="Arial" w:eastAsia="Arial" w:hAnsi="Arial"/>
+                <w:sz w:val="20"/>
+                <w:szCs w:val="20"/>
+              </w:rPr>
+              <w:br/>
+              <w:t xml:space="preserve"/>
+            </w:r>
+            <w:r>
+              <w:rPr>
+                <w:rFonts w:ascii="Arial" w:cs="Arial" w:eastAsia="Arial" w:hAnsi="Arial"/>
+                <w:b w:val="false"/>
+                <w:bCs w:val="false"/>
+                <w:i/>
+                <w:iCs/>
+                <w:color w:val="555555"/>
+                <w:sz w:val="20"/>
+                <w:szCs w:val="20"/>
+              </w:rPr>
               <w:t xml:space="preserve">→ 3–2–1: Name 3 things learned, 2 new vocab words, 1 question you still have.</w:t>
             </w:r>
           </w:p>
@@ -786,6 +1311,1026 @@
     <w:p>
       <w:pPr>
         <w:spacing w:after="200"/>
+      </w:pPr>
+    </w:p>
+    <w:p>
+      <w:pPr>
+        <w:pBdr>
+          <w:bottom w:val="single" w:color="1B7A4A" w:sz="4" w:space="4"/>
+        </w:pBdr>
+        <w:spacing w:after="100" w:before="120"/>
+      </w:pPr>
+      <w:r>
+        <w:rPr>
+          <w:rFonts w:ascii="Arial" w:cs="Arial" w:eastAsia="Arial" w:hAnsi="Arial"/>
+          <w:b/>
+          <w:bCs/>
+          <w:color w:val="1B7A4A"/>
+          <w:sz w:val="24"/>
+          <w:szCs w:val="24"/>
+        </w:rPr>
+        <w:t xml:space="preserve">Key Concepts</w:t>
+      </w:r>
+    </w:p>
+    <w:p>
+      <w:pPr>
+        <w:spacing w:after="60"/>
+      </w:pPr>
+      <w:r>
+        <w:rPr>
+          <w:rFonts w:ascii="Arial" w:cs="Arial" w:eastAsia="Arial" w:hAnsi="Arial"/>
+          <w:sz w:val="20"/>
+          <w:szCs w:val="20"/>
+        </w:rPr>
+        <w:t xml:space="preserve">Sprint 2 is your last full development sprint. After today, Sprint 3 (Days 17–20) is about refinement, testing, and documentation—not major features. Today you finish what you set out to do in Sprint 2. Make it count.</w:t>
+      </w:r>
+    </w:p>
+    <w:p>
+      <w:pPr>
+        <w:spacing w:after="60"/>
+      </w:pPr>
+      <w:r>
+        <w:rPr>
+          <w:rFonts w:ascii="Arial" w:cs="Arial" w:eastAsia="Arial" w:hAnsi="Arial"/>
+          <w:sz w:val="20"/>
+          <w:szCs w:val="20"/>
+        </w:rPr>
+        <w:t xml:space="preserve">Minutes 0-5: Final Standup</w:t>
+      </w:r>
+    </w:p>
+    <w:p>
+      <w:pPr>
+        <w:spacing w:after="60"/>
+        <w:ind w:left="360"/>
+      </w:pPr>
+      <w:r>
+        <w:rPr>
+          <w:rFonts w:ascii="Arial" w:cs="Arial" w:eastAsia="Arial" w:hAnsi="Arial"/>
+          <w:sz w:val="20"/>
+          <w:szCs w:val="20"/>
+        </w:rPr>
+        <w:t xml:space="preserve">• </w:t>
+      </w:r>
+      <w:r>
+        <w:rPr>
+          <w:rFonts w:ascii="Arial" w:cs="Arial" w:eastAsia="Arial" w:hAnsi="Arial"/>
+          <w:sz w:val="20"/>
+          <w:szCs w:val="20"/>
+        </w:rPr>
+        <w:t xml:space="preserve">What features are done? What's left?</w:t>
+      </w:r>
+    </w:p>
+    <w:p>
+      <w:pPr>
+        <w:spacing w:after="60"/>
+        <w:ind w:left="360"/>
+      </w:pPr>
+      <w:r>
+        <w:rPr>
+          <w:rFonts w:ascii="Arial" w:cs="Arial" w:eastAsia="Arial" w:hAnsi="Arial"/>
+          <w:sz w:val="20"/>
+          <w:szCs w:val="20"/>
+        </w:rPr>
+        <w:t xml:space="preserve">• </w:t>
+      </w:r>
+      <w:r>
+        <w:rPr>
+          <w:rFonts w:ascii="Arial" w:cs="Arial" w:eastAsia="Arial" w:hAnsi="Arial"/>
+          <w:sz w:val="20"/>
+          <w:szCs w:val="20"/>
+        </w:rPr>
+        <w:t xml:space="preserve">Prioritize: what MUST be done today vs. nice-to-have?</w:t>
+      </w:r>
+    </w:p>
+    <w:p>
+      <w:pPr>
+        <w:spacing w:after="60"/>
+        <w:ind w:left="360"/>
+      </w:pPr>
+      <w:r>
+        <w:rPr>
+          <w:rFonts w:ascii="Arial" w:cs="Arial" w:eastAsia="Arial" w:hAnsi="Arial"/>
+          <w:sz w:val="20"/>
+          <w:szCs w:val="20"/>
+        </w:rPr>
+        <w:t xml:space="preserve">• </w:t>
+      </w:r>
+      <w:r>
+        <w:rPr>
+          <w:rFonts w:ascii="Arial" w:cs="Arial" w:eastAsia="Arial" w:hAnsi="Arial"/>
+          <w:sz w:val="20"/>
+          <w:szCs w:val="20"/>
+        </w:rPr>
+        <w:t xml:space="preserve">Teacher: help triage scope</w:t>
+      </w:r>
+    </w:p>
+    <w:p>
+      <w:pPr>
+        <w:spacing w:after="60"/>
+      </w:pPr>
+      <w:r>
+        <w:rPr>
+          <w:rFonts w:ascii="Arial" w:cs="Arial" w:eastAsia="Arial" w:hAnsi="Arial"/>
+          <w:sz w:val="20"/>
+          <w:szCs w:val="20"/>
+        </w:rPr>
+        <w:t xml:space="preserve">Minutes 5-50: Feature Completion</w:t>
+      </w:r>
+    </w:p>
+    <w:p>
+      <w:pPr>
+        <w:spacing w:after="60"/>
+        <w:ind w:left="360"/>
+      </w:pPr>
+      <w:r>
+        <w:rPr>
+          <w:rFonts w:ascii="Arial" w:cs="Arial" w:eastAsia="Arial" w:hAnsi="Arial"/>
+          <w:sz w:val="20"/>
+          <w:szCs w:val="20"/>
+        </w:rPr>
+        <w:t xml:space="preserve">• </w:t>
+      </w:r>
+      <w:r>
+        <w:rPr>
+          <w:rFonts w:ascii="Arial" w:cs="Arial" w:eastAsia="Arial" w:hAnsi="Arial"/>
+          <w:sz w:val="20"/>
+          <w:szCs w:val="20"/>
+        </w:rPr>
+        <w:t xml:space="preserve">Finish incomplete features</w:t>
+      </w:r>
+    </w:p>
+    <w:p>
+      <w:pPr>
+        <w:spacing w:after="60"/>
+        <w:ind w:left="360"/>
+      </w:pPr>
+      <w:r>
+        <w:rPr>
+          <w:rFonts w:ascii="Arial" w:cs="Arial" w:eastAsia="Arial" w:hAnsi="Arial"/>
+          <w:sz w:val="20"/>
+          <w:szCs w:val="20"/>
+        </w:rPr>
+        <w:t xml:space="preserve">• </w:t>
+      </w:r>
+      <w:r>
+        <w:rPr>
+          <w:rFonts w:ascii="Arial" w:cs="Arial" w:eastAsia="Arial" w:hAnsi="Arial"/>
+          <w:sz w:val="20"/>
+          <w:szCs w:val="20"/>
+        </w:rPr>
+        <w:t xml:space="preserve">Fix any critical bugs</w:t>
+      </w:r>
+    </w:p>
+    <w:p>
+      <w:pPr>
+        <w:spacing w:after="60"/>
+        <w:ind w:left="360"/>
+      </w:pPr>
+      <w:r>
+        <w:rPr>
+          <w:rFonts w:ascii="Arial" w:cs="Arial" w:eastAsia="Arial" w:hAnsi="Arial"/>
+          <w:sz w:val="20"/>
+          <w:szCs w:val="20"/>
+        </w:rPr>
+        <w:t xml:space="preserve">• </w:t>
+      </w:r>
+      <w:r>
+        <w:rPr>
+          <w:rFonts w:ascii="Arial" w:cs="Arial" w:eastAsia="Arial" w:hAnsi="Arial"/>
+          <w:sz w:val="20"/>
+          <w:szCs w:val="20"/>
+        </w:rPr>
+        <w:t xml:space="preserve">Test integration one more time</w:t>
+      </w:r>
+    </w:p>
+    <w:p>
+      <w:pPr>
+        <w:spacing w:after="60"/>
+        <w:ind w:left="360"/>
+      </w:pPr>
+      <w:r>
+        <w:rPr>
+          <w:rFonts w:ascii="Arial" w:cs="Arial" w:eastAsia="Arial" w:hAnsi="Arial"/>
+          <w:sz w:val="20"/>
+          <w:szCs w:val="20"/>
+        </w:rPr>
+        <w:t xml:space="preserve">• </w:t>
+      </w:r>
+      <w:r>
+        <w:rPr>
+          <w:rFonts w:ascii="Arial" w:cs="Arial" w:eastAsia="Arial" w:hAnsi="Arial"/>
+          <w:sz w:val="20"/>
+          <w:szCs w:val="20"/>
+        </w:rPr>
+        <w:t xml:space="preserve">Add comments and docstrings if missing</w:t>
+      </w:r>
+    </w:p>
+    <w:p>
+      <w:pPr>
+        <w:spacing w:after="60"/>
+        <w:ind w:left="360"/>
+      </w:pPr>
+      <w:r>
+        <w:rPr>
+          <w:rFonts w:ascii="Arial" w:cs="Arial" w:eastAsia="Arial" w:hAnsi="Arial"/>
+          <w:sz w:val="20"/>
+          <w:szCs w:val="20"/>
+        </w:rPr>
+        <w:t xml:space="preserve">• </w:t>
+      </w:r>
+      <w:r>
+        <w:rPr>
+          <w:rFonts w:ascii="Arial" w:cs="Arial" w:eastAsia="Arial" w:hAnsi="Arial"/>
+          <w:sz w:val="20"/>
+          <w:szCs w:val="20"/>
+        </w:rPr>
+        <w:t xml:space="preserve">Clean up code (remove dead code, unused variables)</w:t>
+      </w:r>
+    </w:p>
+    <w:p>
+      <w:pPr>
+        <w:spacing w:after="60"/>
+      </w:pPr>
+      <w:r>
+        <w:rPr>
+          <w:rFonts w:ascii="Arial" w:cs="Arial" w:eastAsia="Arial" w:hAnsi="Arial"/>
+          <w:sz w:val="20"/>
+          <w:szCs w:val="20"/>
+        </w:rPr>
+        <w:t xml:space="preserve">Minutes 50-55: Sprint 2 Wrap-up</w:t>
+      </w:r>
+    </w:p>
+    <w:p>
+      <w:pPr>
+        <w:spacing w:after="60"/>
+        <w:ind w:left="360"/>
+      </w:pPr>
+      <w:r>
+        <w:rPr>
+          <w:rFonts w:ascii="Arial" w:cs="Arial" w:eastAsia="Arial" w:hAnsi="Arial"/>
+          <w:sz w:val="20"/>
+          <w:szCs w:val="20"/>
+        </w:rPr>
+        <w:t xml:space="preserve">• </w:t>
+      </w:r>
+      <w:r>
+        <w:rPr>
+          <w:rFonts w:ascii="Arial" w:cs="Arial" w:eastAsia="Arial" w:hAnsi="Arial"/>
+          <w:sz w:val="20"/>
+          <w:szCs w:val="20"/>
+        </w:rPr>
+        <w:t xml:space="preserve">Verify: all required features working</w:t>
+      </w:r>
+    </w:p>
+    <w:p>
+      <w:pPr>
+        <w:spacing w:after="60"/>
+        <w:ind w:left="360"/>
+      </w:pPr>
+      <w:r>
+        <w:rPr>
+          <w:rFonts w:ascii="Arial" w:cs="Arial" w:eastAsia="Arial" w:hAnsi="Arial"/>
+          <w:sz w:val="20"/>
+          <w:szCs w:val="20"/>
+        </w:rPr>
+        <w:t xml:space="preserve">• </w:t>
+      </w:r>
+      <w:r>
+        <w:rPr>
+          <w:rFonts w:ascii="Arial" w:cs="Arial" w:eastAsia="Arial" w:hAnsi="Arial"/>
+          <w:sz w:val="20"/>
+          <w:szCs w:val="20"/>
+        </w:rPr>
+        <w:t xml:space="preserve">Commit code with clear message</w:t>
+      </w:r>
+    </w:p>
+    <w:p>
+      <w:pPr>
+        <w:spacing w:after="60"/>
+        <w:ind w:left="360"/>
+      </w:pPr>
+      <w:r>
+        <w:rPr>
+          <w:rFonts w:ascii="Arial" w:cs="Arial" w:eastAsia="Arial" w:hAnsi="Arial"/>
+          <w:sz w:val="20"/>
+          <w:szCs w:val="20"/>
+        </w:rPr>
+        <w:t xml:space="preserve">• </w:t>
+      </w:r>
+      <w:r>
+        <w:rPr>
+          <w:rFonts w:ascii="Arial" w:cs="Arial" w:eastAsia="Arial" w:hAnsi="Arial"/>
+          <w:sz w:val="20"/>
+          <w:szCs w:val="20"/>
+        </w:rPr>
+        <w:t xml:space="preserve">Document: what features are in Sprint 2?</w:t>
+      </w:r>
+    </w:p>
+    <w:p>
+      <w:pPr>
+        <w:spacing w:after="60"/>
+        <w:ind w:left="360"/>
+      </w:pPr>
+      <w:r>
+        <w:rPr>
+          <w:rFonts w:ascii="Arial" w:cs="Arial" w:eastAsia="Arial" w:hAnsi="Arial"/>
+          <w:sz w:val="20"/>
+          <w:szCs w:val="20"/>
+        </w:rPr>
+        <w:t xml:space="preserve">• </w:t>
+      </w:r>
+      <w:r>
+        <w:rPr>
+          <w:rFonts w:ascii="Arial" w:cs="Arial" w:eastAsia="Arial" w:hAnsi="Arial"/>
+          <w:sz w:val="20"/>
+          <w:szCs w:val="20"/>
+        </w:rPr>
+        <w:t xml:space="preserve">Note: what will Sprint 3 focus on?</w:t>
+      </w:r>
+    </w:p>
+    <w:p>
+      <w:pPr>
+        <w:spacing w:after="60"/>
+      </w:pPr>
+      <w:r>
+        <w:rPr>
+          <w:rFonts w:ascii="Arial" w:cs="Arial" w:eastAsia="Arial" w:hAnsi="Arial"/>
+          <w:sz w:val="20"/>
+          <w:szCs w:val="20"/>
+        </w:rPr>
+        <w:t xml:space="preserve">By end of day:</w:t>
+      </w:r>
+    </w:p>
+    <w:p>
+      <w:pPr>
+        <w:spacing w:after="60"/>
+        <w:ind w:left="360"/>
+      </w:pPr>
+      <w:r>
+        <w:rPr>
+          <w:rFonts w:ascii="Arial" w:cs="Arial" w:eastAsia="Arial" w:hAnsi="Arial"/>
+          <w:sz w:val="20"/>
+          <w:szCs w:val="20"/>
+        </w:rPr>
+        <w:t xml:space="preserve">• </w:t>
+      </w:r>
+      <w:r>
+        <w:rPr>
+          <w:rFonts w:ascii="Arial" w:cs="Arial" w:eastAsia="Arial" w:hAnsi="Arial"/>
+          <w:sz w:val="20"/>
+          <w:szCs w:val="20"/>
+        </w:rPr>
+        <w:t xml:space="preserve">[ ] All planned Sprint 2 features implemented</w:t>
+      </w:r>
+    </w:p>
+    <w:p>
+      <w:pPr>
+        <w:spacing w:after="60"/>
+        <w:ind w:left="360"/>
+      </w:pPr>
+      <w:r>
+        <w:rPr>
+          <w:rFonts w:ascii="Arial" w:cs="Arial" w:eastAsia="Arial" w:hAnsi="Arial"/>
+          <w:sz w:val="20"/>
+          <w:szCs w:val="20"/>
+        </w:rPr>
+        <w:t xml:space="preserve">• </w:t>
+      </w:r>
+      <w:r>
+        <w:rPr>
+          <w:rFonts w:ascii="Arial" w:cs="Arial" w:eastAsia="Arial" w:hAnsi="Arial"/>
+          <w:sz w:val="20"/>
+          <w:szCs w:val="20"/>
+        </w:rPr>
+        <w:t xml:space="preserve">[ ] Features integrated and tested together</w:t>
+      </w:r>
+    </w:p>
+    <w:p>
+      <w:pPr>
+        <w:spacing w:after="60"/>
+        <w:ind w:left="360"/>
+      </w:pPr>
+      <w:r>
+        <w:rPr>
+          <w:rFonts w:ascii="Arial" w:cs="Arial" w:eastAsia="Arial" w:hAnsi="Arial"/>
+          <w:sz w:val="20"/>
+          <w:szCs w:val="20"/>
+        </w:rPr>
+        <w:t xml:space="preserve">• </w:t>
+      </w:r>
+      <w:r>
+        <w:rPr>
+          <w:rFonts w:ascii="Arial" w:cs="Arial" w:eastAsia="Arial" w:hAnsi="Arial"/>
+          <w:sz w:val="20"/>
+          <w:szCs w:val="20"/>
+        </w:rPr>
+        <w:t xml:space="preserve">[ ] Code review feedback applied</w:t>
+      </w:r>
+    </w:p>
+    <w:p>
+      <w:pPr>
+        <w:spacing w:after="60"/>
+        <w:ind w:left="360"/>
+      </w:pPr>
+      <w:r>
+        <w:rPr>
+          <w:rFonts w:ascii="Arial" w:cs="Arial" w:eastAsia="Arial" w:hAnsi="Arial"/>
+          <w:sz w:val="20"/>
+          <w:szCs w:val="20"/>
+        </w:rPr>
+        <w:t xml:space="preserve">• </w:t>
+      </w:r>
+      <w:r>
+        <w:rPr>
+          <w:rFonts w:ascii="Arial" w:cs="Arial" w:eastAsia="Arial" w:hAnsi="Arial"/>
+          <w:sz w:val="20"/>
+          <w:szCs w:val="20"/>
+        </w:rPr>
+        <w:t xml:space="preserve">[ ] No known critical bugs</w:t>
+      </w:r>
+    </w:p>
+    <w:p>
+      <w:pPr>
+        <w:spacing w:after="60"/>
+        <w:ind w:left="360"/>
+      </w:pPr>
+      <w:r>
+        <w:rPr>
+          <w:rFonts w:ascii="Arial" w:cs="Arial" w:eastAsia="Arial" w:hAnsi="Arial"/>
+          <w:sz w:val="20"/>
+          <w:szCs w:val="20"/>
+        </w:rPr>
+        <w:t xml:space="preserve">• </w:t>
+      </w:r>
+      <w:r>
+        <w:rPr>
+          <w:rFonts w:ascii="Arial" w:cs="Arial" w:eastAsia="Arial" w:hAnsi="Arial"/>
+          <w:sz w:val="20"/>
+          <w:szCs w:val="20"/>
+        </w:rPr>
+        <w:t xml:space="preserve">[ ] Code is clean and documented</w:t>
+      </w:r>
+    </w:p>
+    <w:p>
+      <w:pPr>
+        <w:spacing w:after="60"/>
+        <w:ind w:left="360"/>
+      </w:pPr>
+      <w:r>
+        <w:rPr>
+          <w:rFonts w:ascii="Arial" w:cs="Arial" w:eastAsia="Arial" w:hAnsi="Arial"/>
+          <w:sz w:val="20"/>
+          <w:szCs w:val="20"/>
+        </w:rPr>
+        <w:t xml:space="preserve">• </w:t>
+      </w:r>
+      <w:r>
+        <w:rPr>
+          <w:rFonts w:ascii="Arial" w:cs="Arial" w:eastAsia="Arial" w:hAnsi="Arial"/>
+          <w:sz w:val="20"/>
+          <w:szCs w:val="20"/>
+        </w:rPr>
+        <w:t xml:space="preserve">[ ] README updated with Sprint 2 features</w:t>
+      </w:r>
+    </w:p>
+    <w:p>
+      <w:pPr>
+        <w:spacing w:after="60"/>
+        <w:ind w:left="360"/>
+      </w:pPr>
+      <w:r>
+        <w:rPr>
+          <w:rFonts w:ascii="Arial" w:cs="Arial" w:eastAsia="Arial" w:hAnsi="Arial"/>
+          <w:sz w:val="20"/>
+          <w:szCs w:val="20"/>
+        </w:rPr>
+        <w:t xml:space="preserve">• </w:t>
+      </w:r>
+      <w:r>
+        <w:rPr>
+          <w:rFonts w:ascii="Arial" w:cs="Arial" w:eastAsia="Arial" w:hAnsi="Arial"/>
+          <w:sz w:val="20"/>
+          <w:szCs w:val="20"/>
+        </w:rPr>
+        <w:t xml:space="preserve">[ ] Code committed/saved</w:t>
+      </w:r>
+    </w:p>
+    <w:p>
+      <w:pPr>
+        <w:spacing w:after="60"/>
+      </w:pPr>
+      <w:r>
+        <w:rPr>
+          <w:rFonts w:ascii="Arial" w:cs="Arial" w:eastAsia="Arial" w:hAnsi="Arial"/>
+          <w:sz w:val="20"/>
+          <w:szCs w:val="20"/>
+        </w:rPr>
+        <w:t xml:space="preserve">If you can't finish everything, decide what Sprint 3 should handle:</w:t>
+      </w:r>
+    </w:p>
+    <w:p>
+      <w:pPr>
+        <w:spacing w:after="60"/>
+      </w:pPr>
+      <w:r>
+        <w:rPr>
+          <w:rFonts w:ascii="Arial" w:cs="Arial" w:eastAsia="Arial" w:hAnsi="Arial"/>
+          <w:sz w:val="20"/>
+          <w:szCs w:val="20"/>
+        </w:rPr>
+        <w:t xml:space="preserve">Option A: Polish &amp; Documentation</w:t>
+      </w:r>
+    </w:p>
+    <w:p>
+      <w:pPr>
+        <w:spacing w:after="60"/>
+        <w:ind w:left="360"/>
+      </w:pPr>
+      <w:r>
+        <w:rPr>
+          <w:rFonts w:ascii="Arial" w:cs="Arial" w:eastAsia="Arial" w:hAnsi="Arial"/>
+          <w:sz w:val="20"/>
+          <w:szCs w:val="20"/>
+        </w:rPr>
+        <w:t xml:space="preserve">• </w:t>
+      </w:r>
+      <w:r>
+        <w:rPr>
+          <w:rFonts w:ascii="Arial" w:cs="Arial" w:eastAsia="Arial" w:hAnsi="Arial"/>
+          <w:sz w:val="20"/>
+          <w:szCs w:val="20"/>
+        </w:rPr>
+        <w:t xml:space="preserve">All features work</w:t>
+      </w:r>
+    </w:p>
+    <w:p>
+      <w:pPr>
+        <w:spacing w:after="60"/>
+        <w:ind w:left="360"/>
+      </w:pPr>
+      <w:r>
+        <w:rPr>
+          <w:rFonts w:ascii="Arial" w:cs="Arial" w:eastAsia="Arial" w:hAnsi="Arial"/>
+          <w:sz w:val="20"/>
+          <w:szCs w:val="20"/>
+        </w:rPr>
+        <w:t xml:space="preserve">• </w:t>
+      </w:r>
+      <w:r>
+        <w:rPr>
+          <w:rFonts w:ascii="Arial" w:cs="Arial" w:eastAsia="Arial" w:hAnsi="Arial"/>
+          <w:sz w:val="20"/>
+          <w:szCs w:val="20"/>
+        </w:rPr>
+        <w:t xml:space="preserve">Sprint 3: testing, documentation, presentation prep</w:t>
+      </w:r>
+    </w:p>
+    <w:p>
+      <w:pPr>
+        <w:spacing w:after="60"/>
+      </w:pPr>
+      <w:r>
+        <w:rPr>
+          <w:rFonts w:ascii="Arial" w:cs="Arial" w:eastAsia="Arial" w:hAnsi="Arial"/>
+          <w:sz w:val="20"/>
+          <w:szCs w:val="20"/>
+        </w:rPr>
+        <w:t xml:space="preserve">Option B: Finish Features + Polish</w:t>
+      </w:r>
+    </w:p>
+    <w:p>
+      <w:pPr>
+        <w:spacing w:after="60"/>
+        <w:ind w:left="360"/>
+      </w:pPr>
+      <w:r>
+        <w:rPr>
+          <w:rFonts w:ascii="Arial" w:cs="Arial" w:eastAsia="Arial" w:hAnsi="Arial"/>
+          <w:sz w:val="20"/>
+          <w:szCs w:val="20"/>
+        </w:rPr>
+        <w:t xml:space="preserve">• </w:t>
+      </w:r>
+      <w:r>
+        <w:rPr>
+          <w:rFonts w:ascii="Arial" w:cs="Arial" w:eastAsia="Arial" w:hAnsi="Arial"/>
+          <w:sz w:val="20"/>
+          <w:szCs w:val="20"/>
+        </w:rPr>
+        <w:t xml:space="preserve">Some features incomplete</w:t>
+      </w:r>
+    </w:p>
+    <w:p>
+      <w:pPr>
+        <w:spacing w:after="60"/>
+        <w:ind w:left="360"/>
+      </w:pPr>
+      <w:r>
+        <w:rPr>
+          <w:rFonts w:ascii="Arial" w:cs="Arial" w:eastAsia="Arial" w:hAnsi="Arial"/>
+          <w:sz w:val="20"/>
+          <w:szCs w:val="20"/>
+        </w:rPr>
+        <w:t xml:space="preserve">• </w:t>
+      </w:r>
+      <w:r>
+        <w:rPr>
+          <w:rFonts w:ascii="Arial" w:cs="Arial" w:eastAsia="Arial" w:hAnsi="Arial"/>
+          <w:sz w:val="20"/>
+          <w:szCs w:val="20"/>
+        </w:rPr>
+        <w:t xml:space="preserve">Sprint 3: finish features (Days 17–19), then documentation &amp; presentation (Days 20–22)</w:t>
+      </w:r>
+    </w:p>
+    <w:p>
+      <w:pPr>
+        <w:spacing w:after="60"/>
+      </w:pPr>
+      <w:r>
+        <w:rPr>
+          <w:rFonts w:ascii="Arial" w:cs="Arial" w:eastAsia="Arial" w:hAnsi="Arial"/>
+          <w:sz w:val="20"/>
+          <w:szCs w:val="20"/>
+        </w:rPr>
+        <w:t xml:space="preserve">Option C: Reduce Scope</w:t>
+      </w:r>
+    </w:p>
+    <w:p>
+      <w:pPr>
+        <w:spacing w:after="60"/>
+        <w:ind w:left="360"/>
+      </w:pPr>
+      <w:r>
+        <w:rPr>
+          <w:rFonts w:ascii="Arial" w:cs="Arial" w:eastAsia="Arial" w:hAnsi="Arial"/>
+          <w:sz w:val="20"/>
+          <w:szCs w:val="20"/>
+        </w:rPr>
+        <w:t xml:space="preserve">• </w:t>
+      </w:r>
+      <w:r>
+        <w:rPr>
+          <w:rFonts w:ascii="Arial" w:cs="Arial" w:eastAsia="Arial" w:hAnsi="Arial"/>
+          <w:sz w:val="20"/>
+          <w:szCs w:val="20"/>
+        </w:rPr>
+        <w:t xml:space="preserve">Too much work</w:t>
+      </w:r>
+    </w:p>
+    <w:p>
+      <w:pPr>
+        <w:spacing w:after="60"/>
+        <w:ind w:left="360"/>
+      </w:pPr>
+      <w:r>
+        <w:rPr>
+          <w:rFonts w:ascii="Arial" w:cs="Arial" w:eastAsia="Arial" w:hAnsi="Arial"/>
+          <w:sz w:val="20"/>
+          <w:szCs w:val="20"/>
+        </w:rPr>
+        <w:t xml:space="preserve">• </w:t>
+      </w:r>
+      <w:r>
+        <w:rPr>
+          <w:rFonts w:ascii="Arial" w:cs="Arial" w:eastAsia="Arial" w:hAnsi="Arial"/>
+          <w:sz w:val="20"/>
+          <w:szCs w:val="20"/>
+        </w:rPr>
+        <w:t xml:space="preserve">Discuss with teacher: cut non-essential features, focus on core</w:t>
+      </w:r>
+    </w:p>
+    <w:p>
+      <w:pPr>
+        <w:spacing w:after="60"/>
+      </w:pPr>
+      <w:r>
+        <w:rPr>
+          <w:rFonts w:ascii="Arial" w:cs="Arial" w:eastAsia="Arial" w:hAnsi="Arial"/>
+          <w:sz w:val="20"/>
+          <w:szCs w:val="20"/>
+        </w:rPr>
+        <w:t xml:space="preserve">Before moving to Sprint 3:</w:t>
+      </w:r>
+    </w:p>
+    <w:p>
+      <w:pPr>
+        <w:spacing w:after="60"/>
+      </w:pPr>
+      <w:r>
+        <w:rPr>
+          <w:rFonts w:ascii="Arial" w:cs="Arial" w:eastAsia="Arial" w:hAnsi="Arial"/>
+          <w:sz w:val="20"/>
+          <w:szCs w:val="20"/>
+        </w:rPr>
+        <w:t xml:space="preserve">Naming:</w:t>
+      </w:r>
+    </w:p>
+    <w:p>
+      <w:pPr>
+        <w:spacing w:after="60"/>
+        <w:ind w:left="360"/>
+      </w:pPr>
+      <w:r>
+        <w:rPr>
+          <w:rFonts w:ascii="Arial" w:cs="Arial" w:eastAsia="Arial" w:hAnsi="Arial"/>
+          <w:sz w:val="20"/>
+          <w:szCs w:val="20"/>
+        </w:rPr>
+        <w:t xml:space="preserve">• </w:t>
+      </w:r>
+      <w:r>
+        <w:rPr>
+          <w:rFonts w:ascii="Arial" w:cs="Arial" w:eastAsia="Arial" w:hAnsi="Arial"/>
+          <w:sz w:val="20"/>
+          <w:szCs w:val="20"/>
+        </w:rPr>
+        <w:t xml:space="preserve">[ ] All functions have clear names (not do_stuff, process_data)</w:t>
+      </w:r>
+    </w:p>
+    <w:p>
+      <w:pPr>
+        <w:spacing w:after="60"/>
+        <w:ind w:left="360"/>
+      </w:pPr>
+      <w:r>
+        <w:rPr>
+          <w:rFonts w:ascii="Arial" w:cs="Arial" w:eastAsia="Arial" w:hAnsi="Arial"/>
+          <w:sz w:val="20"/>
+          <w:szCs w:val="20"/>
+        </w:rPr>
+        <w:t xml:space="preserve">• </w:t>
+      </w:r>
+      <w:r>
+        <w:rPr>
+          <w:rFonts w:ascii="Arial" w:cs="Arial" w:eastAsia="Arial" w:hAnsi="Arial"/>
+          <w:sz w:val="20"/>
+          <w:szCs w:val="20"/>
+        </w:rPr>
+        <w:t xml:space="preserve">[ ] All variables have meaningful names (not x, temp, thing)</w:t>
+      </w:r>
+    </w:p>
+    <w:p>
+      <w:pPr>
+        <w:spacing w:after="60"/>
+      </w:pPr>
+      <w:r>
+        <w:rPr>
+          <w:rFonts w:ascii="Arial" w:cs="Arial" w:eastAsia="Arial" w:hAnsi="Arial"/>
+          <w:sz w:val="20"/>
+          <w:szCs w:val="20"/>
+        </w:rPr>
+        <w:t xml:space="preserve">Documentation:</w:t>
+      </w:r>
+    </w:p>
+    <w:p>
+      <w:pPr>
+        <w:spacing w:after="60"/>
+        <w:ind w:left="360"/>
+      </w:pPr>
+      <w:r>
+        <w:rPr>
+          <w:rFonts w:ascii="Arial" w:cs="Arial" w:eastAsia="Arial" w:hAnsi="Arial"/>
+          <w:sz w:val="20"/>
+          <w:szCs w:val="20"/>
+        </w:rPr>
+        <w:t xml:space="preserve">• </w:t>
+      </w:r>
+      <w:r>
+        <w:rPr>
+          <w:rFonts w:ascii="Arial" w:cs="Arial" w:eastAsia="Arial" w:hAnsi="Arial"/>
+          <w:sz w:val="20"/>
+          <w:szCs w:val="20"/>
+        </w:rPr>
+        <w:t xml:space="preserve">[ ] Every function has a docstring</w:t>
+      </w:r>
+    </w:p>
+    <w:p>
+      <w:pPr>
+        <w:spacing w:after="60"/>
+        <w:ind w:left="360"/>
+      </w:pPr>
+      <w:r>
+        <w:rPr>
+          <w:rFonts w:ascii="Arial" w:cs="Arial" w:eastAsia="Arial" w:hAnsi="Arial"/>
+          <w:sz w:val="20"/>
+          <w:szCs w:val="20"/>
+        </w:rPr>
+        <w:t xml:space="preserve">• </w:t>
+      </w:r>
+      <w:r>
+        <w:rPr>
+          <w:rFonts w:ascii="Arial" w:cs="Arial" w:eastAsia="Arial" w:hAnsi="Arial"/>
+          <w:sz w:val="20"/>
+          <w:szCs w:val="20"/>
+        </w:rPr>
+        <w:t xml:space="preserve">[ ] Complex logic has comments explaining "why"</w:t>
+      </w:r>
+    </w:p>
+    <w:p>
+      <w:pPr>
+        <w:spacing w:after="60"/>
+        <w:ind w:left="360"/>
+      </w:pPr>
+      <w:r>
+        <w:rPr>
+          <w:rFonts w:ascii="Arial" w:cs="Arial" w:eastAsia="Arial" w:hAnsi="Arial"/>
+          <w:sz w:val="20"/>
+          <w:szCs w:val="20"/>
+        </w:rPr>
+        <w:t xml:space="preserve">• </w:t>
+      </w:r>
+      <w:r>
+        <w:rPr>
+          <w:rFonts w:ascii="Arial" w:cs="Arial" w:eastAsia="Arial" w:hAnsi="Arial"/>
+          <w:sz w:val="20"/>
+          <w:szCs w:val="20"/>
+        </w:rPr>
+        <w:t xml:space="preserve">[ ] README exists and explains the project</w:t>
+      </w:r>
+    </w:p>
+    <w:p>
+      <w:pPr>
+        <w:spacing w:after="60"/>
+      </w:pPr>
+      <w:r>
+        <w:rPr>
+          <w:rFonts w:ascii="Arial" w:cs="Arial" w:eastAsia="Arial" w:hAnsi="Arial"/>
+          <w:sz w:val="20"/>
+          <w:szCs w:val="20"/>
+        </w:rPr>
+        <w:t xml:space="preserve">Testing:</w:t>
+      </w:r>
+    </w:p>
+    <w:p>
+      <w:pPr>
+        <w:spacing w:after="60"/>
+        <w:ind w:left="360"/>
+      </w:pPr>
+      <w:r>
+        <w:rPr>
+          <w:rFonts w:ascii="Arial" w:cs="Arial" w:eastAsia="Arial" w:hAnsi="Arial"/>
+          <w:sz w:val="20"/>
+          <w:szCs w:val="20"/>
+        </w:rPr>
+        <w:t xml:space="preserve">• </w:t>
+      </w:r>
+      <w:r>
+        <w:rPr>
+          <w:rFonts w:ascii="Arial" w:cs="Arial" w:eastAsia="Arial" w:hAnsi="Arial"/>
+          <w:sz w:val="20"/>
+          <w:szCs w:val="20"/>
+        </w:rPr>
+        <w:t xml:space="preserve">[ ] You've tested multiple scenarios manually</w:t>
+      </w:r>
+    </w:p>
+    <w:p>
+      <w:pPr>
+        <w:spacing w:after="60"/>
+        <w:ind w:left="360"/>
+      </w:pPr>
+      <w:r>
+        <w:rPr>
+          <w:rFonts w:ascii="Arial" w:cs="Arial" w:eastAsia="Arial" w:hAnsi="Arial"/>
+          <w:sz w:val="20"/>
+          <w:szCs w:val="20"/>
+        </w:rPr>
+        <w:t xml:space="preserve">• </w:t>
+      </w:r>
+      <w:r>
+        <w:rPr>
+          <w:rFonts w:ascii="Arial" w:cs="Arial" w:eastAsia="Arial" w:hAnsi="Arial"/>
+          <w:sz w:val="20"/>
+          <w:szCs w:val="20"/>
+        </w:rPr>
+        <w:t xml:space="preserve">[ ] Edge cases handled gracefully</w:t>
+      </w:r>
+    </w:p>
+    <w:p>
+      <w:pPr>
+        <w:spacing w:after="60"/>
+        <w:ind w:left="360"/>
+      </w:pPr>
+      <w:r>
+        <w:rPr>
+          <w:rFonts w:ascii="Arial" w:cs="Arial" w:eastAsia="Arial" w:hAnsi="Arial"/>
+          <w:sz w:val="20"/>
+          <w:szCs w:val="20"/>
+        </w:rPr>
+        <w:t xml:space="preserve">• </w:t>
+      </w:r>
+      <w:r>
+        <w:rPr>
+          <w:rFonts w:ascii="Arial" w:cs="Arial" w:eastAsia="Arial" w:hAnsi="Arial"/>
+          <w:sz w:val="20"/>
+          <w:szCs w:val="20"/>
+        </w:rPr>
+        <w:t xml:space="preserve">[ ] Errors show helpful messages</w:t>
+      </w:r>
+    </w:p>
+    <w:p>
+      <w:pPr>
+        <w:spacing w:after="60"/>
+      </w:pPr>
+      <w:r>
+        <w:rPr>
+          <w:rFonts w:ascii="Arial" w:cs="Arial" w:eastAsia="Arial" w:hAnsi="Arial"/>
+          <w:sz w:val="20"/>
+          <w:szCs w:val="20"/>
+        </w:rPr>
+        <w:t xml:space="preserve">Error Handling:</w:t>
+      </w:r>
+    </w:p>
+    <w:p>
+      <w:pPr>
+        <w:spacing w:after="60"/>
+        <w:ind w:left="360"/>
+      </w:pPr>
+      <w:r>
+        <w:rPr>
+          <w:rFonts w:ascii="Arial" w:cs="Arial" w:eastAsia="Arial" w:hAnsi="Arial"/>
+          <w:sz w:val="20"/>
+          <w:szCs w:val="20"/>
+        </w:rPr>
+        <w:t xml:space="preserve">• </w:t>
+      </w:r>
+      <w:r>
+        <w:rPr>
+          <w:rFonts w:ascii="Arial" w:cs="Arial" w:eastAsia="Arial" w:hAnsi="Arial"/>
+          <w:sz w:val="20"/>
+          <w:szCs w:val="20"/>
+        </w:rPr>
+        <w:t xml:space="preserve">[ ] File not found → graceful error message</w:t>
+      </w:r>
+    </w:p>
+    <w:p>
+      <w:pPr>
+        <w:spacing w:after="60"/>
+        <w:ind w:left="360"/>
+      </w:pPr>
+      <w:r>
+        <w:rPr>
+          <w:rFonts w:ascii="Arial" w:cs="Arial" w:eastAsia="Arial" w:hAnsi="Arial"/>
+          <w:sz w:val="20"/>
+          <w:szCs w:val="20"/>
+        </w:rPr>
+        <w:t xml:space="preserve">• </w:t>
+      </w:r>
+      <w:r>
+        <w:rPr>
+          <w:rFonts w:ascii="Arial" w:cs="Arial" w:eastAsia="Arial" w:hAnsi="Arial"/>
+          <w:sz w:val="20"/>
+          <w:szCs w:val="20"/>
+        </w:rPr>
+        <w:t xml:space="preserve">[ ] Invalid input → clear error and retry</w:t>
+      </w:r>
+    </w:p>
+    <w:p>
+      <w:pPr>
+        <w:spacing w:after="60"/>
+        <w:ind w:left="360"/>
+      </w:pPr>
+      <w:r>
+        <w:rPr>
+          <w:rFonts w:ascii="Arial" w:cs="Arial" w:eastAsia="Arial" w:hAnsi="Arial"/>
+          <w:sz w:val="20"/>
+          <w:szCs w:val="20"/>
+        </w:rPr>
+        <w:t xml:space="preserve">• </w:t>
+      </w:r>
+      <w:r>
+        <w:rPr>
+          <w:rFonts w:ascii="Arial" w:cs="Arial" w:eastAsia="Arial" w:hAnsi="Arial"/>
+          <w:sz w:val="20"/>
+          <w:szCs w:val="20"/>
+        </w:rPr>
+        <w:t xml:space="preserve">[ ] API down → helpful message</w:t>
+      </w:r>
+    </w:p>
+    <w:p>
+      <w:pPr>
+        <w:spacing w:after="60"/>
+        <w:ind w:left="360"/>
+      </w:pPr>
+      <w:r>
+        <w:rPr>
+          <w:rFonts w:ascii="Arial" w:cs="Arial" w:eastAsia="Arial" w:hAnsi="Arial"/>
+          <w:sz w:val="20"/>
+          <w:szCs w:val="20"/>
+        </w:rPr>
+        <w:t xml:space="preserve">• </w:t>
+      </w:r>
+      <w:r>
+        <w:rPr>
+          <w:rFonts w:ascii="Arial" w:cs="Arial" w:eastAsia="Arial" w:hAnsi="Arial"/>
+          <w:sz w:val="20"/>
+          <w:szCs w:val="20"/>
+        </w:rPr>
+        <w:t xml:space="preserve">[ ] No crashes; app always recovers</w:t>
+      </w:r>
+    </w:p>
+    <w:p>
+      <w:pPr>
+        <w:spacing w:after="160"/>
       </w:pPr>
     </w:p>
     <w:p>
@@ -1249,6 +2794,108 @@
     <w:p>
       <w:pPr>
         <w:spacing w:after="120"/>
+      </w:pPr>
+    </w:p>
+    <w:p>
+      <w:pPr>
+        <w:pBdr>
+          <w:bottom w:val="single" w:color="1B7A4A" w:sz="4" w:space="4"/>
+        </w:pBdr>
+        <w:spacing w:after="100" w:before="120"/>
+      </w:pPr>
+      <w:r>
+        <w:rPr>
+          <w:rFonts w:ascii="Arial" w:cs="Arial" w:eastAsia="Arial" w:hAnsi="Arial"/>
+          <w:b/>
+          <w:bCs/>
+          <w:color w:val="1B7A4A"/>
+          <w:sz w:val="24"/>
+          <w:szCs w:val="24"/>
+        </w:rPr>
+        <w:t xml:space="preserve">Guided Practice</w:t>
+      </w:r>
+    </w:p>
+    <w:p>
+      <w:pPr>
+        <w:spacing w:after="60"/>
+      </w:pPr>
+      <w:r>
+        <w:rPr>
+          <w:rFonts w:ascii="Arial" w:cs="Arial" w:eastAsia="Arial" w:hAnsi="Arial"/>
+          <w:sz w:val="20"/>
+          <w:szCs w:val="20"/>
+        </w:rPr>
+        <w:t xml:space="preserve">- [ ] All Sprint 2 features complete</w:t>
+      </w:r>
+    </w:p>
+    <w:p>
+      <w:pPr>
+        <w:spacing w:after="60"/>
+      </w:pPr>
+      <w:r>
+        <w:rPr>
+          <w:rFonts w:ascii="Arial" w:cs="Arial" w:eastAsia="Arial" w:hAnsi="Arial"/>
+          <w:sz w:val="20"/>
+          <w:szCs w:val="20"/>
+        </w:rPr>
+        <w:t xml:space="preserve">- [ ] Features integrated and working</w:t>
+      </w:r>
+    </w:p>
+    <w:p>
+      <w:pPr>
+        <w:spacing w:after="60"/>
+      </w:pPr>
+      <w:r>
+        <w:rPr>
+          <w:rFonts w:ascii="Arial" w:cs="Arial" w:eastAsia="Arial" w:hAnsi="Arial"/>
+          <w:sz w:val="20"/>
+          <w:szCs w:val="20"/>
+        </w:rPr>
+        <w:t xml:space="preserve">- [ ] Code cleaned and documented</w:t>
+      </w:r>
+    </w:p>
+    <w:p>
+      <w:pPr>
+        <w:spacing w:after="60"/>
+      </w:pPr>
+      <w:r>
+        <w:rPr>
+          <w:rFonts w:ascii="Arial" w:cs="Arial" w:eastAsia="Arial" w:hAnsi="Arial"/>
+          <w:sz w:val="20"/>
+          <w:szCs w:val="20"/>
+        </w:rPr>
+        <w:t xml:space="preserve">- [ ] README updated</w:t>
+      </w:r>
+    </w:p>
+    <w:p>
+      <w:pPr>
+        <w:spacing w:after="60"/>
+      </w:pPr>
+      <w:r>
+        <w:rPr>
+          <w:rFonts w:ascii="Arial" w:cs="Arial" w:eastAsia="Arial" w:hAnsi="Arial"/>
+          <w:sz w:val="20"/>
+          <w:szCs w:val="20"/>
+        </w:rPr>
+        <w:t xml:space="preserve">- [ ] Sprint 2 summary created</w:t>
+      </w:r>
+    </w:p>
+    <w:p>
+      <w:pPr>
+        <w:spacing w:after="60"/>
+      </w:pPr>
+      <w:r>
+        <w:rPr>
+          <w:rFonts w:ascii="Arial" w:cs="Arial" w:eastAsia="Arial" w:hAnsi="Arial"/>
+          <w:sz w:val="20"/>
+          <w:szCs w:val="20"/>
+        </w:rPr>
+        <w:t xml:space="preserve">- [ ] Code committed/saved and ready for Sprint 3</w:t>
+      </w:r>
+    </w:p>
+    <w:p>
+      <w:pPr>
+        <w:spacing w:after="160"/>
       </w:pPr>
     </w:p>
     <w:p>
